--- a/CodingChallenge7/CodingChallenge7.docx
+++ b/CodingChallenge7/CodingChallenge7.docx
@@ -2370,19 +2370,7 @@
         <w:pStyle w:val="FirstParagraph"/>
       </w:pPr>
       <w:r>
-        <w:t xml:space="preserve">The main effects treatment and DaysAfterPlanting are significant. This tells us that the main effect explains the variation well.</w:t>
-      </w:r>
-      <w:r>
-        <w:t xml:space="preserve"> </w:t>
-      </w:r>
-      <w:r>
-        <w:t xml:space="preserve">The intercept 182.163. This is the predicted emergence for treatment 1 at baseline days after planting.</w:t>
-      </w:r>
-      <w:r>
-        <w:t xml:space="preserve"> </w:t>
-      </w:r>
-      <w:r>
-        <w:t xml:space="preserve">the coefficient for treatment 2 is 134.531, this means treatment 2 reduces emergence by 135 plants compared to treatment 1. treatment 2 performs worse than treatment 1 under the same days after planting.</w:t>
+        <w:t xml:space="preserve">The main effects treatment and DaysAfterPlanting are significant. This tells us that the main effect explains the variation well. The intercept 182.163. This is the predicted emergence for treatment 1 at baseline days after planting. the coefficient for treatment 2 is 134.531, this means treatment 2 reduces emergence by 135 plants compared to treatment 1. treatment 2 performs worse than treatment 1 under the same days after planting.</w:t>
       </w:r>
     </w:p>
     <w:p>
@@ -4889,19 +4877,7 @@
         <w:rPr>
           <w:rStyle w:val="NormalTok"/>
         </w:rPr>
-        <w:t xml:space="preserve">  </w:t>
-      </w:r>
-      <w:r>
-        <w:rPr>
-          <w:rStyle w:val="FunctionTok"/>
-        </w:rPr>
-        <w:t xml:space="preserve">return</w:t>
-      </w:r>
-      <w:r>
-        <w:rPr>
-          <w:rStyle w:val="NormalTok"/>
-        </w:rPr>
-        <w:t xml:space="preserve">(plot)</w:t>
+        <w:t xml:space="preserve">  plot</w:t>
       </w:r>
       <w:r>
         <w:br/>

--- a/CodingChallenge7/CodingChallenge7.docx
+++ b/CodingChallenge7/CodingChallenge7.docx
@@ -4877,7 +4877,19 @@
         <w:rPr>
           <w:rStyle w:val="NormalTok"/>
         </w:rPr>
-        <w:t xml:space="preserve">  plot</w:t>
+        <w:t xml:space="preserve">  </w:t>
+      </w:r>
+      <w:r>
+        <w:rPr>
+          <w:rStyle w:val="FunctionTok"/>
+        </w:rPr>
+        <w:t xml:space="preserve">print</w:t>
+      </w:r>
+      <w:r>
+        <w:rPr>
+          <w:rStyle w:val="NormalTok"/>
+        </w:rPr>
+        <w:t xml:space="preserve">(plot)</w:t>
       </w:r>
       <w:r>
         <w:br/>
@@ -4887,11 +4899,88 @@
           <w:rStyle w:val="NormalTok"/>
         </w:rPr>
         <w:t xml:space="preserve">}</w:t>
+      </w:r>
+      <w:r>
+        <w:br/>
+      </w:r>
+      <w:r>
+        <w:br/>
+      </w:r>
+      <w:r>
+        <w:rPr>
+          <w:rStyle w:val="FunctionTok"/>
+        </w:rPr>
+        <w:t xml:space="preserve">plot_cldbars_onefactor</w:t>
+      </w:r>
+      <w:r>
+        <w:rPr>
+          <w:rStyle w:val="NormalTok"/>
+        </w:rPr>
+        <w:t xml:space="preserve">(lm_main, </w:t>
+      </w:r>
+      <w:r>
+        <w:rPr>
+          <w:rStyle w:val="StringTok"/>
+        </w:rPr>
+        <w:t xml:space="preserve">"Treatment"</w:t>
+      </w:r>
+      <w:r>
+        <w:rPr>
+          <w:rStyle w:val="NormalTok"/>
+        </w:rPr>
+        <w:t xml:space="preserve">)</w:t>
       </w:r>
     </w:p>
     <w:p>
       <w:pPr>
         <w:pStyle w:val="FirstParagraph"/>
+      </w:pPr>
+      <w:r>
+        <w:drawing>
+          <wp:inline>
+            <wp:extent cx="4620126" cy="3696101"/>
+            <wp:effectExtent b="0" l="0" r="0" t="0"/>
+            <wp:docPr descr="" title="" id="21" name="Picture"/>
+            <a:graphic>
+              <a:graphicData uri="http://schemas.openxmlformats.org/drawingml/2006/picture">
+                <pic:pic>
+                  <pic:nvPicPr>
+                    <pic:cNvPr descr="CodingChallenge7_files/figure-docx/unnamed-chunk-6-1.png" id="22" name="Picture"/>
+                    <pic:cNvPicPr>
+                      <a:picLocks noChangeArrowheads="1" noChangeAspect="1"/>
+                    </pic:cNvPicPr>
+                  </pic:nvPicPr>
+                  <pic:blipFill>
+                    <a:blip r:embed="rId20"/>
+                    <a:stretch>
+                      <a:fillRect/>
+                    </a:stretch>
+                  </pic:blipFill>
+                  <pic:spPr bwMode="auto">
+                    <a:xfrm>
+                      <a:off x="0" y="0"/>
+                      <a:ext cx="4620126" cy="3696101"/>
+                    </a:xfrm>
+                    <a:prstGeom prst="rect">
+                      <a:avLst/>
+                    </a:prstGeom>
+                    <a:noFill/>
+                    <a:ln w="9525">
+                      <a:noFill/>
+                      <a:headEnd/>
+                      <a:tailEnd/>
+                    </a:ln>
+                  </pic:spPr>
+                </pic:pic>
+              </a:graphicData>
+            </a:graphic>
+          </wp:inline>
+        </w:drawing>
+      </w:r>
+    </w:p>
+    <w:p>
+      <w:pPr>
+        <w:pStyle w:val="BodyText"/>
       </w:pPr>
       <w:r>
         <w:t xml:space="preserve">Treatment 2 produced the lowest emergence and is significantly lower than all other treatments, indicating poor performance. Treatment 7 had moderate emergence, significantly lower than the top-performing treatments but higher than Treatment 2. The remaining treatments (1, 3–6, 8, and 9) exhibited high and comparable emergence, showing no significant differences among them. This illustrates that most treatments are equally effective, with a few exceptions showing reduced plant emergence.</w:t>
